--- a/DH52200511_PhamHuuDoi.docx
+++ b/DH52200511_PhamHuuDoi.docx
@@ -3,316 +3,25 @@
 <w:document xmlns:wpc="http://schemas.microsoft.com/office/word/2010/wordprocessingCanvas" xmlns:cx="http://schemas.microsoft.com/office/drawing/2014/chartex" xmlns:cx1="http://schemas.microsoft.com/office/drawing/2015/9/8/chartex" xmlns:cx2="http://schemas.microsoft.com/office/drawing/2015/10/21/chartex" xmlns:cx3="http://schemas.microsoft.com/office/drawing/2016/5/9/chartex" xmlns:cx4="http://schemas.microsoft.com/office/drawing/2016/5/10/chartex" xmlns:cx5="http://schemas.microsoft.com/office/drawing/2016/5/11/chartex" xmlns:cx6="http://schemas.microsoft.com/office/drawing/2016/5/12/chartex" xmlns:cx7="http://schemas.microsoft.com/office/drawing/2016/5/13/chartex" xmlns:cx8="http://schemas.microsoft.com/office/drawing/2016/5/14/chartex" xmlns:mc="http://schemas.openxmlformats.org/markup-compatibility/2006" xmlns:aink="http://schemas.microsoft.com/office/drawing/2016/ink" xmlns:am3d="http://schemas.microsoft.com/office/drawing/2017/model3d" xmlns:o="urn:schemas-microsoft-com:office:office" xmlns:oel="http://schemas.microsoft.com/office/2019/extlst" xmlns:r="http://schemas.openxmlformats.org/officeDocument/2006/relationships" xmlns:m="http://schemas.openxmlformats.org/officeDocument/2006/math" xmlns:v="urn:schemas-microsoft-com:vml" xmlns:wp14="http://schemas.microsoft.com/office/word/2010/wordprocessingDrawing" xmlns:wp="http://schemas.openxmlformats.org/drawingml/2006/wordprocessingDrawing" xmlns:w10="urn:schemas-microsoft-com:office:word" xmlns:w="http://schemas.openxmlformats.org/wordprocessingml/2006/main" xmlns:w14="http://schemas.microsoft.com/office/word/2010/wordml" xmlns:w15="http://schemas.microsoft.com/office/word/2012/wordml" xmlns:w16cex="http://schemas.microsoft.com/office/word/2018/wordml/cex" xmlns:w16cid="http://schemas.microsoft.com/office/word/2016/wordml/cid" xmlns:w16="http://schemas.microsoft.com/office/word/2018/wordml" xmlns:w16du="http://schemas.microsoft.com/office/word/2023/wordml/word16du" xmlns:w16sdtdh="http://schemas.microsoft.com/office/word/2020/wordml/sdtdatahash" xmlns:w16se="http://schemas.microsoft.com/office/word/2015/wordml/symex" xmlns:wpg="http://schemas.microsoft.com/office/word/2010/wordprocessingGroup" xmlns:wpi="http://schemas.microsoft.com/office/word/2010/wordprocessingInk" xmlns:wne="http://schemas.microsoft.com/office/word/2006/wordml" xmlns:wps="http://schemas.microsoft.com/office/word/2010/wordprocessingShape" mc:Ignorable="w14 w15 w16se w16cid w16 w16cex w16sdtdh wp14">
   <w:body>
     <w:p>
-      <w:proofErr w:type="spellStart"/>
-      <w:r>
-        <w:t>Xung</w:t>
-      </w:r>
-      <w:proofErr w:type="spellEnd"/>
-      <w:r>
-        <w:t xml:space="preserve"> </w:t>
-      </w:r>
-      <w:proofErr w:type="spellStart"/>
-      <w:r>
-        <w:t>đột</w:t>
-      </w:r>
-      <w:proofErr w:type="spellEnd"/>
-      <w:r>
-        <w:t xml:space="preserve"> </w:t>
-      </w:r>
-      <w:proofErr w:type="spellStart"/>
-      <w:r>
-        <w:t>là</w:t>
-      </w:r>
-      <w:proofErr w:type="spellEnd"/>
-      <w:r>
-        <w:t xml:space="preserve"> </w:t>
-      </w:r>
-      <w:proofErr w:type="spellStart"/>
-      <w:r>
-        <w:t>trường</w:t>
-      </w:r>
-      <w:proofErr w:type="spellEnd"/>
-      <w:r>
-        <w:t xml:space="preserve"> </w:t>
-      </w:r>
-      <w:proofErr w:type="spellStart"/>
-      <w:r>
-        <w:t>hợp</w:t>
-      </w:r>
-      <w:proofErr w:type="spellEnd"/>
-      <w:r>
-        <w:t xml:space="preserve"> </w:t>
-      </w:r>
-      <w:proofErr w:type="spellStart"/>
-      <w:r>
-        <w:t>xảy</w:t>
-      </w:r>
-      <w:proofErr w:type="spellEnd"/>
-      <w:r>
-        <w:t xml:space="preserve"> </w:t>
-      </w:r>
-      <w:proofErr w:type="spellStart"/>
-      <w:r>
-        <w:t>ra</w:t>
-      </w:r>
-      <w:proofErr w:type="spellEnd"/>
-      <w:r>
-        <w:t xml:space="preserve"> </w:t>
-      </w:r>
-      <w:proofErr w:type="spellStart"/>
-      <w:r>
-        <w:t>khi</w:t>
-      </w:r>
-      <w:proofErr w:type="spellEnd"/>
-      <w:r>
-        <w:t xml:space="preserve"> </w:t>
-      </w:r>
-      <w:proofErr w:type="spellStart"/>
-      <w:r>
-        <w:t>chúng</w:t>
-      </w:r>
-      <w:proofErr w:type="spellEnd"/>
-      <w:r>
-        <w:t xml:space="preserve"> ta </w:t>
-      </w:r>
-      <w:proofErr w:type="spellStart"/>
-      <w:r>
-        <w:t>có</w:t>
-      </w:r>
-      <w:proofErr w:type="spellEnd"/>
-      <w:r>
-        <w:t xml:space="preserve"> 2 </w:t>
-      </w:r>
-      <w:proofErr w:type="spellStart"/>
-      <w:r>
-        <w:t>nhánh</w:t>
-      </w:r>
-      <w:proofErr w:type="spellEnd"/>
-      <w:r>
-        <w:t xml:space="preserve"> </w:t>
-      </w:r>
-      <w:proofErr w:type="spellStart"/>
-      <w:r>
-        <w:t>khác</w:t>
-      </w:r>
-      <w:proofErr w:type="spellEnd"/>
-      <w:r>
-        <w:t xml:space="preserve"> </w:t>
-      </w:r>
-      <w:proofErr w:type="spellStart"/>
-      <w:r>
-        <w:t>nhau</w:t>
-      </w:r>
-      <w:proofErr w:type="spellEnd"/>
-      <w:r>
-        <w:t xml:space="preserve"> </w:t>
-      </w:r>
-      <w:proofErr w:type="spellStart"/>
-      <w:r>
-        <w:t>sửa</w:t>
-      </w:r>
-      <w:proofErr w:type="spellEnd"/>
-      <w:r>
-        <w:t xml:space="preserve"> </w:t>
-      </w:r>
-      <w:proofErr w:type="spellStart"/>
-      <w:r>
-        <w:t>cùng</w:t>
-      </w:r>
-      <w:proofErr w:type="spellEnd"/>
-      <w:r>
-        <w:t xml:space="preserve"> 1 file </w:t>
-      </w:r>
-      <w:proofErr w:type="spellStart"/>
-      <w:r>
-        <w:t>mà</w:t>
-      </w:r>
-      <w:proofErr w:type="spellEnd"/>
-      <w:r>
-        <w:t xml:space="preserve"> </w:t>
-      </w:r>
-      <w:proofErr w:type="spellStart"/>
-      <w:r>
-        <w:t>có</w:t>
-      </w:r>
-      <w:proofErr w:type="spellEnd"/>
-      <w:r>
-        <w:t xml:space="preserve"> </w:t>
-      </w:r>
-      <w:proofErr w:type="spellStart"/>
-      <w:r>
-        <w:t>nội</w:t>
-      </w:r>
-      <w:proofErr w:type="spellEnd"/>
-      <w:r>
-        <w:t xml:space="preserve"> dung </w:t>
-      </w:r>
-      <w:proofErr w:type="spellStart"/>
-      <w:r>
-        <w:t>khác</w:t>
-      </w:r>
-      <w:proofErr w:type="spellEnd"/>
-      <w:r>
-        <w:t xml:space="preserve"> </w:t>
-      </w:r>
-      <w:proofErr w:type="spellStart"/>
-      <w:r>
-        <w:t>nhau</w:t>
-      </w:r>
-      <w:proofErr w:type="spellEnd"/>
-      <w:r>
-        <w:t xml:space="preserve"> </w:t>
-      </w:r>
-      <w:proofErr w:type="spellStart"/>
-      <w:r>
-        <w:t>và</w:t>
-      </w:r>
-      <w:proofErr w:type="spellEnd"/>
-      <w:r>
-        <w:t xml:space="preserve"> </w:t>
-      </w:r>
-      <w:proofErr w:type="spellStart"/>
-      <w:r>
-        <w:t>khi</w:t>
-      </w:r>
-      <w:proofErr w:type="spellEnd"/>
-      <w:r>
-        <w:t xml:space="preserve"> </w:t>
-      </w:r>
-      <w:proofErr w:type="spellStart"/>
-      <w:r>
-        <w:t>chúng</w:t>
-      </w:r>
-      <w:proofErr w:type="spellEnd"/>
-      <w:r>
-        <w:t xml:space="preserve"> ta </w:t>
-      </w:r>
-      <w:proofErr w:type="spellStart"/>
-      <w:r>
-        <w:t>trộn</w:t>
-      </w:r>
-      <w:proofErr w:type="spellEnd"/>
-      <w:r>
-        <w:t xml:space="preserve"> </w:t>
-      </w:r>
-      <w:proofErr w:type="spellStart"/>
-      <w:r>
-        <w:t>nhánh</w:t>
-      </w:r>
-      <w:proofErr w:type="spellEnd"/>
-      <w:r>
-        <w:t xml:space="preserve"> </w:t>
-      </w:r>
-      <w:proofErr w:type="spellStart"/>
-      <w:r>
-        <w:t>lại</w:t>
-      </w:r>
-      <w:proofErr w:type="spellEnd"/>
-      <w:r>
-        <w:t xml:space="preserve"> </w:t>
-      </w:r>
-      <w:proofErr w:type="spellStart"/>
-      <w:r>
-        <w:t>thì</w:t>
-      </w:r>
-      <w:proofErr w:type="spellEnd"/>
-      <w:r>
-        <w:t xml:space="preserve"> </w:t>
-      </w:r>
-      <w:proofErr w:type="spellStart"/>
-      <w:r>
-        <w:t>nó</w:t>
-      </w:r>
-      <w:proofErr w:type="spellEnd"/>
-      <w:r>
-        <w:t xml:space="preserve"> </w:t>
-      </w:r>
-      <w:proofErr w:type="spellStart"/>
-      <w:r>
-        <w:t>sẽ</w:t>
-      </w:r>
-      <w:proofErr w:type="spellEnd"/>
-      <w:r>
-        <w:t xml:space="preserve"> </w:t>
-      </w:r>
-      <w:proofErr w:type="spellStart"/>
-      <w:r>
-        <w:t>xảy</w:t>
-      </w:r>
-      <w:proofErr w:type="spellEnd"/>
-      <w:r>
-        <w:t xml:space="preserve"> </w:t>
-      </w:r>
-      <w:proofErr w:type="spellStart"/>
-      <w:r>
-        <w:t>tra</w:t>
-      </w:r>
-      <w:proofErr w:type="spellEnd"/>
-      <w:r>
-        <w:t xml:space="preserve"> </w:t>
-      </w:r>
-      <w:proofErr w:type="spellStart"/>
-      <w:r>
-        <w:t>xung</w:t>
-      </w:r>
-      <w:proofErr w:type="spellEnd"/>
-      <w:r>
-        <w:t xml:space="preserve"> </w:t>
-      </w:r>
-      <w:proofErr w:type="spellStart"/>
-      <w:r>
-        <w:t>đột</w:t>
-      </w:r>
-      <w:proofErr w:type="spellEnd"/>
-      <w:r>
-        <w:t xml:space="preserve"> </w:t>
-      </w:r>
-    </w:p>
-    <w:p>
-      <w:proofErr w:type="spellStart"/>
+      <w:r>
+        <w:t xml:space="preserve">Xung đột là trường hợp xảy ra khi chúng ta có 2 nhánh khác nhau sửa cùng 1 file mà có nội dung khác nhau và khi chúng ta trộn nhánh lại thì nó sẽ xảy tra xung đột </w:t>
+      </w:r>
+    </w:p>
+    <w:p>
       <w:r>
         <w:t>Vd</w:t>
       </w:r>
-      <w:proofErr w:type="spellEnd"/>
       <w:r>
         <w:br/>
-      </w:r>
-      <w:proofErr w:type="spellStart"/>
-      <w:r>
-        <w:t>tại</w:t>
-      </w:r>
-      <w:proofErr w:type="spellEnd"/>
-      <w:r>
-        <w:t xml:space="preserve"> </w:t>
-      </w:r>
-      <w:proofErr w:type="spellStart"/>
-      <w:r>
-        <w:t>nhánh</w:t>
-      </w:r>
-      <w:proofErr w:type="spellEnd"/>
-      <w:r>
-        <w:t xml:space="preserve"> DH52200511 </w:t>
-      </w:r>
-      <w:proofErr w:type="spellStart"/>
-      <w:r>
-        <w:t>em</w:t>
-      </w:r>
-      <w:proofErr w:type="spellEnd"/>
-      <w:r>
-        <w:t xml:space="preserve"> </w:t>
-      </w:r>
-      <w:proofErr w:type="spellStart"/>
-      <w:r>
-        <w:t>thêm</w:t>
-      </w:r>
-      <w:proofErr w:type="spellEnd"/>
-      <w:r>
-        <w:t xml:space="preserve"> file</w:t>
+        <w:t>tại nhánh DH52200511 em thêm file</w:t>
       </w:r>
       <w:r>
         <w:br/>
       </w:r>
       <w:r>
+        <w:rPr>
+          <w:noProof/>
+        </w:rPr>
         <w:drawing>
           <wp:inline distT="0" distB="0" distL="0" distR="0" wp14:anchorId="15C16FCF" wp14:editId="38EB120B">
             <wp:extent cx="4772691" cy="952633"/>
@@ -351,91 +60,9 @@
       </w:r>
     </w:p>
     <w:p>
-      <w:proofErr w:type="spellStart"/>
-      <w:r>
-        <w:t>Và</w:t>
-      </w:r>
-      <w:proofErr w:type="spellEnd"/>
-      <w:r>
-        <w:t xml:space="preserve"> commit </w:t>
-      </w:r>
-      <w:proofErr w:type="spellStart"/>
-      <w:r>
-        <w:t>sau</w:t>
-      </w:r>
-      <w:proofErr w:type="spellEnd"/>
-      <w:r>
-        <w:t xml:space="preserve"> </w:t>
-      </w:r>
-      <w:proofErr w:type="spellStart"/>
-      <w:r>
-        <w:t>đó</w:t>
-      </w:r>
-      <w:proofErr w:type="spellEnd"/>
-      <w:r>
-        <w:t xml:space="preserve"> </w:t>
-      </w:r>
-      <w:proofErr w:type="spellStart"/>
-      <w:r>
-        <w:t>tạo</w:t>
-      </w:r>
-      <w:proofErr w:type="spellEnd"/>
-      <w:r>
-        <w:t xml:space="preserve"> them 2 </w:t>
-      </w:r>
-      <w:proofErr w:type="spellStart"/>
-      <w:r>
-        <w:t>nhanh</w:t>
-      </w:r>
-      <w:proofErr w:type="spellEnd"/>
-      <w:r>
-        <w:t xml:space="preserve"> </w:t>
-      </w:r>
-      <w:proofErr w:type="spellStart"/>
-      <w:r>
-        <w:t>là</w:t>
-      </w:r>
-      <w:proofErr w:type="spellEnd"/>
-      <w:r>
-        <w:t xml:space="preserve"> nhanh1 </w:t>
-      </w:r>
-      <w:proofErr w:type="spellStart"/>
-      <w:r>
-        <w:t>va</w:t>
-      </w:r>
-      <w:proofErr w:type="spellEnd"/>
-      <w:r>
-        <w:t xml:space="preserve"> nhanh2 de </w:t>
-      </w:r>
-      <w:proofErr w:type="spellStart"/>
-      <w:r>
-        <w:t>tao</w:t>
-      </w:r>
-      <w:proofErr w:type="spellEnd"/>
-      <w:r>
-        <w:t xml:space="preserve"> </w:t>
-      </w:r>
-      <w:proofErr w:type="spellStart"/>
-      <w:r>
-        <w:t>xung</w:t>
-      </w:r>
-      <w:proofErr w:type="spellEnd"/>
-      <w:r>
-        <w:t xml:space="preserve"> dot </w:t>
-      </w:r>
-      <w:proofErr w:type="spellStart"/>
-      <w:r>
-        <w:t>tren</w:t>
-      </w:r>
-      <w:proofErr w:type="spellEnd"/>
-      <w:r>
-        <w:t xml:space="preserve"> </w:t>
-      </w:r>
-      <w:proofErr w:type="gramStart"/>
-      <w:r>
-        <w:t>file</w:t>
-      </w:r>
-      <w:proofErr w:type="gramEnd"/>
+      <w:r>
+        <w:t>Và commit sau đó tạo them 2 nhanh là nhanh1 va nhanh2 de tao xung dot tren file</w:t>
+      </w:r>
     </w:p>
     <w:p>
       <w:r>
@@ -445,6 +72,9 @@
         <w:br/>
       </w:r>
       <w:r>
+        <w:rPr>
+          <w:noProof/>
+        </w:rPr>
         <w:drawing>
           <wp:inline distT="0" distB="0" distL="0" distR="0" wp14:anchorId="018B62F7" wp14:editId="2AB75465">
             <wp:extent cx="5943600" cy="2457450"/>
@@ -483,20 +113,15 @@
       </w:r>
       <w:r>
         <w:br/>
-        <w:t>|</w:t>
-      </w:r>
-      <w:proofErr w:type="spellStart"/>
-      <w:r>
-        <w:t>sua</w:t>
-      </w:r>
-      <w:proofErr w:type="spellEnd"/>
-      <w:r>
-        <w:t xml:space="preserve"> file nhahh2</w:t>
+        <w:t>|sua file nhahh2</w:t>
       </w:r>
     </w:p>
     <w:p/>
     <w:p>
       <w:r>
+        <w:rPr>
+          <w:noProof/>
+        </w:rPr>
         <w:drawing>
           <wp:inline distT="0" distB="0" distL="0" distR="0" wp14:anchorId="2D644215" wp14:editId="65754EFF">
             <wp:extent cx="5943600" cy="2569210"/>
@@ -535,103 +160,14 @@
       </w:r>
       <w:r>
         <w:br/>
-      </w:r>
-      <w:proofErr w:type="spellStart"/>
-      <w:r>
-        <w:t>và</w:t>
-      </w:r>
-      <w:proofErr w:type="spellEnd"/>
-      <w:r>
-        <w:t xml:space="preserve"> </w:t>
-      </w:r>
-      <w:proofErr w:type="spellStart"/>
-      <w:r>
-        <w:t>em</w:t>
-      </w:r>
-      <w:proofErr w:type="spellEnd"/>
-      <w:r>
-        <w:t xml:space="preserve"> quay </w:t>
-      </w:r>
-      <w:proofErr w:type="spellStart"/>
-      <w:r>
-        <w:t>lại</w:t>
-      </w:r>
-      <w:proofErr w:type="spellEnd"/>
-      <w:r>
-        <w:t xml:space="preserve"> </w:t>
-      </w:r>
-      <w:proofErr w:type="spellStart"/>
-      <w:r>
-        <w:t>trộn</w:t>
-      </w:r>
-      <w:proofErr w:type="spellEnd"/>
-      <w:r>
-        <w:t xml:space="preserve"> nhanh1 </w:t>
-      </w:r>
-      <w:proofErr w:type="spellStart"/>
-      <w:r>
-        <w:t>và</w:t>
-      </w:r>
-      <w:proofErr w:type="spellEnd"/>
-      <w:r>
-        <w:t xml:space="preserve"> 2 </w:t>
-      </w:r>
-      <w:proofErr w:type="spellStart"/>
-      <w:r>
-        <w:t>vào</w:t>
-      </w:r>
-      <w:proofErr w:type="spellEnd"/>
-      <w:r>
-        <w:t xml:space="preserve"> </w:t>
-      </w:r>
-      <w:proofErr w:type="spellStart"/>
-      <w:r>
-        <w:t>nhánh</w:t>
-      </w:r>
-      <w:proofErr w:type="spellEnd"/>
-      <w:r>
-        <w:t xml:space="preserve"> DH52200511 </w:t>
-      </w:r>
-      <w:proofErr w:type="spellStart"/>
-      <w:r>
-        <w:t>thì</w:t>
-      </w:r>
-      <w:proofErr w:type="spellEnd"/>
-      <w:r>
-        <w:t xml:space="preserve"> </w:t>
-      </w:r>
-      <w:proofErr w:type="spellStart"/>
-      <w:r>
-        <w:t>xảy</w:t>
-      </w:r>
-      <w:proofErr w:type="spellEnd"/>
-      <w:r>
-        <w:t xml:space="preserve"> </w:t>
-      </w:r>
-      <w:proofErr w:type="spellStart"/>
-      <w:r>
-        <w:t>ra</w:t>
-      </w:r>
-      <w:proofErr w:type="spellEnd"/>
-      <w:r>
-        <w:t xml:space="preserve"> </w:t>
-      </w:r>
-      <w:proofErr w:type="spellStart"/>
-      <w:r>
-        <w:t>xung</w:t>
-      </w:r>
-      <w:proofErr w:type="spellEnd"/>
-      <w:r>
-        <w:t xml:space="preserve"> </w:t>
-      </w:r>
-      <w:proofErr w:type="spellStart"/>
-      <w:r>
-        <w:t>đột</w:t>
-      </w:r>
-      <w:proofErr w:type="spellEnd"/>
-    </w:p>
-    <w:p>
-      <w:r>
+        <w:t>và em quay lại trộn nhanh1 và 2 vào nhánh DH52200511 thì xảy ra xung đột</w:t>
+      </w:r>
+    </w:p>
+    <w:p>
+      <w:r>
+        <w:rPr>
+          <w:noProof/>
+        </w:rPr>
         <w:lastRenderedPageBreak/>
         <w:drawing>
           <wp:inline distT="0" distB="0" distL="0" distR="0" wp14:anchorId="2C8E56DC" wp14:editId="53E64651">
@@ -672,6 +208,9 @@
     </w:p>
     <w:p>
       <w:r>
+        <w:rPr>
+          <w:noProof/>
+        </w:rPr>
         <w:drawing>
           <wp:inline distT="0" distB="0" distL="0" distR="0" wp14:anchorId="41679201" wp14:editId="3D590DA6">
             <wp:extent cx="4429743" cy="1790950"/>
@@ -710,24 +249,14 @@
       </w:r>
       <w:r>
         <w:br/>
-        <w:t xml:space="preserve">Fix </w:t>
-      </w:r>
-      <w:proofErr w:type="spellStart"/>
-      <w:r>
-        <w:t>xung</w:t>
-      </w:r>
-      <w:proofErr w:type="spellEnd"/>
-      <w:r>
-        <w:t xml:space="preserve"> </w:t>
-      </w:r>
-      <w:proofErr w:type="spellStart"/>
-      <w:r>
-        <w:t>đột</w:t>
-      </w:r>
-      <w:proofErr w:type="spellEnd"/>
-    </w:p>
-    <w:p>
-      <w:r>
+        <w:t>Fix xung đột</w:t>
+      </w:r>
+    </w:p>
+    <w:p>
+      <w:r>
+        <w:rPr>
+          <w:noProof/>
+        </w:rPr>
         <w:drawing>
           <wp:inline distT="0" distB="0" distL="0" distR="0" wp14:anchorId="08A338FF" wp14:editId="7AD1F241">
             <wp:extent cx="5943600" cy="2962275"/>
@@ -764,7 +293,60 @@
           </wp:inline>
         </w:drawing>
       </w:r>
-    </w:p>
+      <w:r>
+        <w:br/>
+        <w:t>Câu 5</w:t>
+      </w:r>
+      <w:r>
+        <w:br/>
+        <w:t xml:space="preserve">Hương dẫn chạy file </w:t>
+      </w:r>
+      <w:r>
+        <w:br/>
+        <w:t>vào terminal</w:t>
+      </w:r>
+    </w:p>
+    <w:p>
+      <w:r>
+        <w:t>Vào đúng thư mục bạn lưu file</w:t>
+      </w:r>
+      <w:r>
+        <w:br/>
+        <w:t>cấp quyền cho file bạn muốn chay</w:t>
+      </w:r>
+    </w:p>
+    <w:p>
+      <w:r>
+        <w:lastRenderedPageBreak/>
+        <w:t>Chmod +x tenfile</w:t>
+      </w:r>
+    </w:p>
+    <w:p>
+      <w:r>
+        <w:t>Và chạy</w:t>
+      </w:r>
+    </w:p>
+    <w:p>
+      <w:r>
+        <w:t>Để chạy file c++ và nhớ cài biên dịch của c++ vào</w:t>
+      </w:r>
+    </w:p>
+    <w:p>
+      <w:r>
+        <w:t>./ktsongue.cpp</w:t>
+      </w:r>
+    </w:p>
+    <w:p>
+      <w:r>
+        <w:t>Để chạy file sheel script</w:t>
+      </w:r>
+    </w:p>
+    <w:p>
+      <w:r>
+        <w:t>./ktsochanle.sh</w:t>
+      </w:r>
+    </w:p>
+    <w:p/>
     <w:sectPr>
       <w:pgSz w:w="12240" w:h="15840"/>
       <w:pgMar w:top="1440" w:right="1440" w:bottom="1440" w:left="1440" w:header="720" w:footer="720" w:gutter="0"/>
